--- a/swh/docx/36.content.docx
+++ b/swh/docx/36.content.docx
@@ -19,7 +19,7 @@
         <w:rPr>
           <w:lang w:val="sw_KE" w:bidi="sw_KE"/>
         </w:rPr>
-        <w:t>Resource: Maelezo ya Masomo - Machapisho ya Vitabu (Tyndale)</w:t>
+        <w:t>Resource: Tyndale Open Study Notes</w:t>
       </w:r>
       <w:r>
         <w:rPr>
@@ -112,7 +112,7 @@
         <w:rPr>
           <w:lang w:val="sw_KE" w:bidi="sw_KE"/>
         </w:rPr>
-        <w:t>Maelezo ya Masomo - Machapisho ya Vitabu (Tyndale)</w:t>
+        <w:t>Tyndale Open Study Notes</w:t>
       </w:r>
     </w:p>
     <w:p>

--- a/swh/docx/36.content.docx
+++ b/swh/docx/36.content.docx
@@ -19,7 +19,7 @@
         <w:rPr>
           <w:lang w:val="sw_KE" w:bidi="sw_KE"/>
         </w:rPr>
-        <w:t>Resource: Tyndale Open Study Notes</w:t>
+        <w:t>Resource: Aquifer Open Study Notes (Book Intros)</w:t>
       </w:r>
       <w:r>
         <w:rPr>
@@ -112,7 +112,7 @@
         <w:rPr>
           <w:lang w:val="sw_KE" w:bidi="sw_KE"/>
         </w:rPr>
-        <w:t>Tyndale Open Study Notes</w:t>
+        <w:t>Aquifer Open Study Notes (Book Intros)</w:t>
       </w:r>
     </w:p>
     <w:p>

--- a/swh/docx/36.content.docx
+++ b/swh/docx/36.content.docx
@@ -233,18 +233,12 @@
         </w:rPr>
         <w:t>“Siku hiyo ya kutisha ya Bwana iko karibu. . . . Itakuwa … siku ya uharibifu na ukiwa, siku ya giza na huzuni” (</w:t>
       </w:r>
-      <w:hyperlink r:id="rId13">
-        <w:r>
-          <w:rPr>
-            <w:lang w:val="sw_KE" w:bidi="sw_KE"/>
-          </w:rPr>
-          <w:rPr>
-            <w:color w:val="0000EE"/>
-            <w:u w:val="single"/>
-          </w:rPr>
-          <w:t>Sef 1:14–15</w:t>
-        </w:r>
-      </w:hyperlink>
+      <w:r>
+        <w:rPr>
+          <w:lang w:val="sw_KE" w:bidi="sw_KE"/>
+        </w:rPr>
+        <w:t>Sef 1:14–15</w:t>
+      </w:r>
       <w:r>
         <w:rPr>
           <w:lang w:val="sw_KE" w:bidi="sw_KE"/>
@@ -290,72 +284,48 @@
         </w:rPr>
         <w:t>Yosia alikuwa na umri wa miaka minane tu alipoanza kutawala kama mfalme wa Yuda. Alifurahia utawala mrefu (640–609 KK) kama mfalme mwenye haki. Katika mwaka wa kumi na nane wa utawala wake, wakati matengenezo yalipokuwa yakifanywa kwenye hekalu, gombo la Kitabu cha Sheria lilipatikana (</w:t>
       </w:r>
-      <w:hyperlink r:id="rId14">
-        <w:r>
-          <w:rPr>
-            <w:lang w:val="sw_KE" w:bidi="sw_KE"/>
-          </w:rPr>
-          <w:rPr>
-            <w:color w:val="0000EE"/>
-            <w:u w:val="single"/>
-          </w:rPr>
-          <w:t>2 Fal 22:8</w:t>
-        </w:r>
-      </w:hyperlink>
+      <w:r>
+        <w:rPr>
+          <w:lang w:val="sw_KE" w:bidi="sw_KE"/>
+        </w:rPr>
+        <w:t>2 Fal 22:8</w:t>
+      </w:r>
       <w:r>
         <w:rPr>
           <w:lang w:val="sw_KE" w:bidi="sw_KE"/>
         </w:rPr>
         <w:t xml:space="preserve">; </w:t>
       </w:r>
-      <w:hyperlink r:id="rId15">
-        <w:r>
-          <w:rPr>
-            <w:lang w:val="sw_KE" w:bidi="sw_KE"/>
-          </w:rPr>
-          <w:rPr>
-            <w:color w:val="0000EE"/>
-            <w:u w:val="single"/>
-          </w:rPr>
-          <w:t>2 Mambo ya Nyakati 34:14–15</w:t>
-        </w:r>
-      </w:hyperlink>
+      <w:r>
+        <w:rPr>
+          <w:lang w:val="sw_KE" w:bidi="sw_KE"/>
+        </w:rPr>
+        <w:t>2 Mambo ya Nyakati 34:14–15</w:t>
+      </w:r>
       <w:r>
         <w:rPr>
           <w:lang w:val="sw_KE" w:bidi="sw_KE"/>
         </w:rPr>
         <w:t>). Baada ya kusikia sheria ikisomwa kwake, Yosia aliwaongoza watu wake katika upya na mageuzi, akirejesha ibada za kidini zilizoamriwa na Mungu (</w:t>
       </w:r>
-      <w:hyperlink r:id="rId16">
-        <w:r>
-          <w:rPr>
-            <w:lang w:val="sw_KE" w:bidi="sw_KE"/>
-          </w:rPr>
-          <w:rPr>
-            <w:color w:val="0000EE"/>
-            <w:u w:val="single"/>
-          </w:rPr>
-          <w:t>2 Fal 23:1–25</w:t>
-        </w:r>
-      </w:hyperlink>
+      <w:r>
+        <w:rPr>
+          <w:lang w:val="sw_KE" w:bidi="sw_KE"/>
+        </w:rPr>
+        <w:t>2 Fal 23:1–25</w:t>
+      </w:r>
       <w:r>
         <w:rPr>
           <w:lang w:val="sw_KE" w:bidi="sw_KE"/>
         </w:rPr>
         <w:t xml:space="preserve">; </w:t>
       </w:r>
-      <w:hyperlink r:id="rId17">
-        <w:r>
-          <w:rPr>
-            <w:lang w:val="sw_KE" w:bidi="sw_KE"/>
-          </w:rPr>
-          <w:rPr>
-            <w:color w:val="0000EE"/>
-            <w:u w:val="single"/>
-          </w:rPr>
-          <w:t>2 Mambo ya Nyakati 34:29–35:19</w:t>
-        </w:r>
-      </w:hyperlink>
+      <w:r>
+        <w:rPr>
+          <w:lang w:val="sw_KE" w:bidi="sw_KE"/>
+        </w:rPr>
+        <w:t>2 Mambo ya Nyakati 34:29–35:19</w:t>
+      </w:r>
       <w:r>
         <w:rPr>
           <w:lang w:val="sw_KE" w:bidi="sw_KE"/>
@@ -376,54 +346,36 @@
         </w:rPr>
         <w:t>Kabla ya tukio hili muhimu, ufalme wa Yuda ulifuata kwa kiasi kikubwa desturi za sanamu za Manase na Amoni. Watu wa Yuda walikuwa wamejitolea sana kwa uasi wa imani kiasi kwamba hatimaye uliwaletea maangamizi yao (</w:t>
       </w:r>
-      <w:hyperlink r:id="rId18">
-        <w:r>
-          <w:rPr>
-            <w:lang w:val="sw_KE" w:bidi="sw_KE"/>
-          </w:rPr>
-          <w:rPr>
-            <w:color w:val="0000EE"/>
-            <w:u w:val="single"/>
-          </w:rPr>
-          <w:t>2 Fal 21:10–25</w:t>
-        </w:r>
-      </w:hyperlink>
+      <w:r>
+        <w:rPr>
+          <w:lang w:val="sw_KE" w:bidi="sw_KE"/>
+        </w:rPr>
+        <w:t>2 Fal 21:10–25</w:t>
+      </w:r>
       <w:r>
         <w:rPr>
           <w:lang w:val="sw_KE" w:bidi="sw_KE"/>
         </w:rPr>
         <w:t xml:space="preserve">; </w:t>
       </w:r>
-      <w:hyperlink r:id="rId19">
-        <w:r>
-          <w:rPr>
-            <w:lang w:val="sw_KE" w:bidi="sw_KE"/>
-          </w:rPr>
-          <w:rPr>
-            <w:color w:val="0000EE"/>
-            <w:u w:val="single"/>
-          </w:rPr>
-          <w:t>2 Mambo ya Nyakati 33:17</w:t>
-        </w:r>
-      </w:hyperlink>
+      <w:r>
+        <w:rPr>
+          <w:lang w:val="sw_KE" w:bidi="sw_KE"/>
+        </w:rPr>
+        <w:t>2 Mambo ya Nyakati 33:17</w:t>
+      </w:r>
       <w:r>
         <w:rPr>
           <w:lang w:val="sw_KE" w:bidi="sw_KE"/>
         </w:rPr>
         <w:t xml:space="preserve">, </w:t>
       </w:r>
-      <w:hyperlink r:id="rId20">
-        <w:r>
-          <w:rPr>
-            <w:lang w:val="sw_KE" w:bidi="sw_KE"/>
-          </w:rPr>
-          <w:rPr>
-            <w:color w:val="0000EE"/>
-            <w:u w:val="single"/>
-          </w:rPr>
-          <w:t>21–24</w:t>
-        </w:r>
-      </w:hyperlink>
+      <w:r>
+        <w:rPr>
+          <w:lang w:val="sw_KE" w:bidi="sw_KE"/>
+        </w:rPr>
+        <w:t>21–24</w:t>
+      </w:r>
       <w:r>
         <w:rPr>
           <w:lang w:val="sw_KE" w:bidi="sw_KE"/>
@@ -444,54 +396,36 @@
         </w:rPr>
         <w:t>Sefania alitabiri mapema katika utawala wa Yosia, baada ya kifo cha Amoni na kabla ya Kitabu cha Sheria kugunduliwa tena. Wakati huo kulikuwa na kutokujali kidini, ukosefu wa haki kijamii, na tamaa ya kiuchumi (</w:t>
       </w:r>
-      <w:hyperlink r:id="rId21">
-        <w:r>
-          <w:rPr>
-            <w:lang w:val="sw_KE" w:bidi="sw_KE"/>
-          </w:rPr>
-          <w:rPr>
-            <w:color w:val="0000EE"/>
-            <w:u w:val="single"/>
-          </w:rPr>
-          <w:t>Sef 1:4–13</w:t>
-        </w:r>
-      </w:hyperlink>
+      <w:r>
+        <w:rPr>
+          <w:lang w:val="sw_KE" w:bidi="sw_KE"/>
+        </w:rPr>
+        <w:t>Sef 1:4–13</w:t>
+      </w:r>
       <w:r>
         <w:rPr>
           <w:lang w:val="sw_KE" w:bidi="sw_KE"/>
         </w:rPr>
         <w:t xml:space="preserve">; </w:t>
       </w:r>
-      <w:hyperlink r:id="rId22">
-        <w:r>
-          <w:rPr>
-            <w:lang w:val="sw_KE" w:bidi="sw_KE"/>
-          </w:rPr>
-          <w:rPr>
-            <w:color w:val="0000EE"/>
-            <w:u w:val="single"/>
-          </w:rPr>
-          <w:t>3:1–4</w:t>
-        </w:r>
-      </w:hyperlink>
+      <w:r>
+        <w:rPr>
+          <w:lang w:val="sw_KE" w:bidi="sw_KE"/>
+        </w:rPr>
+        <w:t>3:1–4</w:t>
+      </w:r>
       <w:r>
         <w:rPr>
           <w:lang w:val="sw_KE" w:bidi="sw_KE"/>
         </w:rPr>
         <w:t xml:space="preserve">, </w:t>
       </w:r>
-      <w:hyperlink r:id="rId23">
-        <w:r>
-          <w:rPr>
-            <w:lang w:val="sw_KE" w:bidi="sw_KE"/>
-          </w:rPr>
-          <w:rPr>
-            <w:color w:val="0000EE"/>
-            <w:u w:val="single"/>
-          </w:rPr>
-          <w:t>7</w:t>
-        </w:r>
-      </w:hyperlink>
+      <w:r>
+        <w:rPr>
+          <w:lang w:val="sw_KE" w:bidi="sw_KE"/>
+        </w:rPr>
+        <w:t>7</w:t>
+      </w:r>
       <w:r>
         <w:rPr>
           <w:lang w:val="sw_KE" w:bidi="sw_KE"/>
@@ -536,72 +470,48 @@
         </w:rPr>
         <w:t>Bwana. Usemi huu unaonyesha hukumu ya Mungu inayokuja juu ya dunia yenye dhambi (</w:t>
       </w:r>
-      <w:hyperlink r:id="rId24">
-        <w:r>
-          <w:rPr>
-            <w:lang w:val="sw_KE" w:bidi="sw_KE"/>
-          </w:rPr>
-          <w:rPr>
-            <w:color w:val="0000EE"/>
-            <w:u w:val="single"/>
-          </w:rPr>
-          <w:t>1:2–3</w:t>
-        </w:r>
-      </w:hyperlink>
+      <w:r>
+        <w:rPr>
+          <w:lang w:val="sw_KE" w:bidi="sw_KE"/>
+        </w:rPr>
+        <w:t>1:2–3</w:t>
+      </w:r>
       <w:r>
         <w:rPr>
           <w:lang w:val="sw_KE" w:bidi="sw_KE"/>
         </w:rPr>
         <w:t xml:space="preserve">, </w:t>
       </w:r>
-      <w:hyperlink r:id="rId25">
-        <w:r>
-          <w:rPr>
-            <w:lang w:val="sw_KE" w:bidi="sw_KE"/>
-          </w:rPr>
-          <w:rPr>
-            <w:color w:val="0000EE"/>
-            <w:u w:val="single"/>
-          </w:rPr>
-          <w:t>14–18</w:t>
-        </w:r>
-      </w:hyperlink>
+      <w:r>
+        <w:rPr>
+          <w:lang w:val="sw_KE" w:bidi="sw_KE"/>
+        </w:rPr>
+        <w:t>14–18</w:t>
+      </w:r>
       <w:r>
         <w:rPr>
           <w:lang w:val="sw_KE" w:bidi="sw_KE"/>
         </w:rPr>
         <w:t>), ikiwemo watu wake huko Yuda na Yerusalemu (</w:t>
       </w:r>
-      <w:hyperlink r:id="rId21">
-        <w:r>
-          <w:rPr>
-            <w:lang w:val="sw_KE" w:bidi="sw_KE"/>
-          </w:rPr>
-          <w:rPr>
-            <w:color w:val="0000EE"/>
-            <w:u w:val="single"/>
-          </w:rPr>
-          <w:t>1:4–13</w:t>
-        </w:r>
-      </w:hyperlink>
+      <w:r>
+        <w:rPr>
+          <w:lang w:val="sw_KE" w:bidi="sw_KE"/>
+        </w:rPr>
+        <w:t>1:4–13</w:t>
+      </w:r>
       <w:r>
         <w:rPr>
           <w:lang w:val="sw_KE" w:bidi="sw_KE"/>
         </w:rPr>
         <w:t>). Kama ilivyokuwa kwa watu wa Israeli wakati wa Amosi miaka 125 iliyopita, watu wa Yuda walitarajia "siku hiyo" kama wakati ambapo Mungu angewatetea kwa kuwaangamiza maadui zao. Hata hivyo, kama Amosi, Sefania alilazimika kuwaambia watu wake kwamba uhusiano wao wa agano na Mungu haukuwafanya kuwa huru na hukumu. Kwa sababu Siku ya Bwana ingewaangukia watu wote waovu bila upendeleo, Sefania aliwasihi wananchi wenzake watubu, wamtafute Bwana, na waishi kwa haki katika unyenyekevu wote (</w:t>
       </w:r>
-      <w:hyperlink r:id="rId26">
-        <w:r>
-          <w:rPr>
-            <w:lang w:val="sw_KE" w:bidi="sw_KE"/>
-          </w:rPr>
-          <w:rPr>
-            <w:color w:val="0000EE"/>
-            <w:u w:val="single"/>
-          </w:rPr>
-          <w:t>2:1–3</w:t>
-        </w:r>
-      </w:hyperlink>
+      <w:r>
+        <w:rPr>
+          <w:lang w:val="sw_KE" w:bidi="sw_KE"/>
+        </w:rPr>
+        <w:t>2:1–3</w:t>
+      </w:r>
       <w:r>
         <w:rPr>
           <w:lang w:val="sw_KE" w:bidi="sw_KE"/>
@@ -622,36 +532,24 @@
         </w:rPr>
         <w:t>Matokeo ya unabii wa Sefania ni dhahiri. Mataifa jirani na Yuda yangepokea hukumu kali kwa sababu ya uhalifu wao dhidi ya watu wa Mungu, kiburi chao, na uasi wao dhidi ya Bwana (</w:t>
       </w:r>
-      <w:hyperlink r:id="rId27">
-        <w:r>
-          <w:rPr>
-            <w:lang w:val="sw_KE" w:bidi="sw_KE"/>
-          </w:rPr>
-          <w:rPr>
-            <w:color w:val="0000EE"/>
-            <w:u w:val="single"/>
-          </w:rPr>
-          <w:t>2:4–15</w:t>
-        </w:r>
-      </w:hyperlink>
+      <w:r>
+        <w:rPr>
+          <w:lang w:val="sw_KE" w:bidi="sw_KE"/>
+        </w:rPr>
+        <w:t>2:4–15</w:t>
+      </w:r>
       <w:r>
         <w:rPr>
           <w:lang w:val="sw_KE" w:bidi="sw_KE"/>
         </w:rPr>
         <w:t>). Hata hivyo, Yuda haingeweza kuepuka mkono wa adhabu wa Bwana, kwa sababu viongozi wake wa kiroho na kiraia walikuwa wameongoza jamii katika ufisadi kamili licha ya kujua viwango vya Mungu. Aidha, watu wa Yuda hawakuzingatia ipasavyo hukumu kuu ya Mungu juu ya mataifa mengine kwa uhalifu kama wao wenyewe (</w:t>
       </w:r>
-      <w:hyperlink r:id="rId28">
-        <w:r>
-          <w:rPr>
-            <w:lang w:val="sw_KE" w:bidi="sw_KE"/>
-          </w:rPr>
-          <w:rPr>
-            <w:color w:val="0000EE"/>
-            <w:u w:val="single"/>
-          </w:rPr>
-          <w:t>3:1–7</w:t>
-        </w:r>
-      </w:hyperlink>
+      <w:r>
+        <w:rPr>
+          <w:lang w:val="sw_KE" w:bidi="sw_KE"/>
+        </w:rPr>
+        <w:t>3:1–7</w:t>
+      </w:r>
       <w:r>
         <w:rPr>
           <w:lang w:val="sw_KE" w:bidi="sw_KE"/>
@@ -672,54 +570,36 @@
         </w:rPr>
         <w:t>Hukumu hizi zinazokaribia zilikuwa utangulizi wa wakati ujao wa hukumu ambao ungeathiri mataifa yote duniani (</w:t>
       </w:r>
-      <w:hyperlink r:id="rId29">
-        <w:r>
-          <w:rPr>
-            <w:lang w:val="sw_KE" w:bidi="sw_KE"/>
-          </w:rPr>
-          <w:rPr>
-            <w:color w:val="0000EE"/>
-            <w:u w:val="single"/>
-          </w:rPr>
-          <w:t>3:8</w:t>
-        </w:r>
-      </w:hyperlink>
+      <w:r>
+        <w:rPr>
+          <w:lang w:val="sw_KE" w:bidi="sw_KE"/>
+        </w:rPr>
+        <w:t>3:8</w:t>
+      </w:r>
       <w:r>
         <w:rPr>
           <w:lang w:val="sw_KE" w:bidi="sw_KE"/>
         </w:rPr>
         <w:t>). Hata hivyo, hukumu haingekuwa mwisho: Siku ya hukumu ingekuja ili siku ya wokovu iweze kufuata (</w:t>
       </w:r>
-      <w:hyperlink r:id="rId30">
-        <w:r>
-          <w:rPr>
-            <w:lang w:val="sw_KE" w:bidi="sw_KE"/>
-          </w:rPr>
-          <w:rPr>
-            <w:color w:val="0000EE"/>
-            <w:u w:val="single"/>
-          </w:rPr>
-          <w:t>3:9–20</w:t>
-        </w:r>
-      </w:hyperlink>
+      <w:r>
+        <w:rPr>
+          <w:lang w:val="sw_KE" w:bidi="sw_KE"/>
+        </w:rPr>
+        <w:t>3:9–20</w:t>
+      </w:r>
       <w:r>
         <w:rPr>
           <w:lang w:val="sw_KE" w:bidi="sw_KE"/>
         </w:rPr>
         <w:t>). Mungu anaahidi urejesho na baraka kwa mabaki kutoka Israeli na kwa watu wote (</w:t>
       </w:r>
-      <w:hyperlink r:id="rId31">
-        <w:r>
-          <w:rPr>
-            <w:lang w:val="sw_KE" w:bidi="sw_KE"/>
-          </w:rPr>
-          <w:rPr>
-            <w:color w:val="0000EE"/>
-            <w:u w:val="single"/>
-          </w:rPr>
-          <w:t>3:9</w:t>
-        </w:r>
-      </w:hyperlink>
+      <w:r>
+        <w:rPr>
+          <w:lang w:val="sw_KE" w:bidi="sw_KE"/>
+        </w:rPr>
+        <w:t>3:9</w:t>
+      </w:r>
       <w:r>
         <w:rPr>
           <w:lang w:val="sw_KE" w:bidi="sw_KE"/>
@@ -740,72 +620,48 @@
         </w:rPr>
         <w:t>Sefania anarekodi mpango wa Mungu wa siku zijazo wa kuwaondoa watu wote wenye kiburi na majivuno kutoka duniani; ni wale tu ambao "wanaotumaini jina la Bwana" watakaobaki (</w:t>
       </w:r>
-      <w:hyperlink r:id="rId32">
-        <w:r>
-          <w:rPr>
-            <w:lang w:val="sw_KE" w:bidi="sw_KE"/>
-          </w:rPr>
-          <w:rPr>
-            <w:color w:val="0000EE"/>
-            <w:u w:val="single"/>
-          </w:rPr>
-          <w:t>3:12</w:t>
-        </w:r>
-      </w:hyperlink>
+      <w:r>
+        <w:rPr>
+          <w:lang w:val="sw_KE" w:bidi="sw_KE"/>
+        </w:rPr>
+        <w:t>3:12</w:t>
+      </w:r>
       <w:r>
         <w:rPr>
           <w:lang w:val="sw_KE" w:bidi="sw_KE"/>
         </w:rPr>
         <w:t>). Mungu atawakusanya watu wake waliotawanyika na kuwarudisha katika nchi yao, ambapo wataishi kwa uadilifu na usalama, wakimwabudu Bwana (</w:t>
       </w:r>
-      <w:hyperlink r:id="rId33">
-        <w:r>
-          <w:rPr>
-            <w:lang w:val="sw_KE" w:bidi="sw_KE"/>
-          </w:rPr>
-          <w:rPr>
-            <w:color w:val="0000EE"/>
-            <w:u w:val="single"/>
-          </w:rPr>
-          <w:t>3:9–12</w:t>
-        </w:r>
-      </w:hyperlink>
+      <w:r>
+        <w:rPr>
+          <w:lang w:val="sw_KE" w:bidi="sw_KE"/>
+        </w:rPr>
+        <w:t>3:9–12</w:t>
+      </w:r>
       <w:r>
         <w:rPr>
           <w:lang w:val="sw_KE" w:bidi="sw_KE"/>
         </w:rPr>
         <w:t>). "Mabaki ya Israeli" watafurahia kumiminiwa baraka za Mungu na kumshangilia milele (</w:t>
       </w:r>
-      <w:hyperlink r:id="rId34">
-        <w:r>
-          <w:rPr>
-            <w:lang w:val="sw_KE" w:bidi="sw_KE"/>
-          </w:rPr>
-          <w:rPr>
-            <w:color w:val="0000EE"/>
-            <w:u w:val="single"/>
-          </w:rPr>
-          <w:t>3:13–19</w:t>
-        </w:r>
-      </w:hyperlink>
+      <w:r>
+        <w:rPr>
+          <w:lang w:val="sw_KE" w:bidi="sw_KE"/>
+        </w:rPr>
+        <w:t>3:13–19</w:t>
+      </w:r>
       <w:r>
         <w:rPr>
           <w:lang w:val="sw_KE" w:bidi="sw_KE"/>
         </w:rPr>
         <w:t xml:space="preserve">). Hukumu na wokovu uliotangazwa katika Sefania unatangulia kitendo cha mwisho cha Mungu cha kuleta hukumu na wokovu katika kurudi kwa Yesu Kristo (tazama </w:t>
       </w:r>
-      <w:hyperlink r:id="rId35">
-        <w:r>
-          <w:rPr>
-            <w:lang w:val="sw_KE" w:bidi="sw_KE"/>
-          </w:rPr>
-          <w:rPr>
-            <w:color w:val="0000EE"/>
-            <w:u w:val="single"/>
-          </w:rPr>
-          <w:t>Ufu 19:11–22:5</w:t>
-        </w:r>
-      </w:hyperlink>
+      <w:r>
+        <w:rPr>
+          <w:lang w:val="sw_KE" w:bidi="sw_KE"/>
+        </w:rPr>
+        <w:t>Ufu 19:11–22:5</w:t>
+      </w:r>
       <w:r>
         <w:rPr>
           <w:lang w:val="sw_KE" w:bidi="sw_KE"/>
@@ -837,36 +693,24 @@
         </w:rPr>
         <w:t xml:space="preserve">Kidogo kinachojulikana kuhusu Sefania zaidi ya ukoo wake katika </w:t>
       </w:r>
-      <w:hyperlink r:id="rId36">
-        <w:r>
-          <w:rPr>
-            <w:lang w:val="sw_KE" w:bidi="sw_KE"/>
-          </w:rPr>
-          <w:rPr>
-            <w:color w:val="0000EE"/>
-            <w:u w:val="single"/>
-          </w:rPr>
-          <w:t>1:1</w:t>
-        </w:r>
-      </w:hyperlink>
+      <w:r>
+        <w:rPr>
+          <w:lang w:val="sw_KE" w:bidi="sw_KE"/>
+        </w:rPr>
+        <w:t>1:1</w:t>
+      </w:r>
       <w:r>
         <w:rPr>
           <w:lang w:val="sw_KE" w:bidi="sw_KE"/>
         </w:rPr>
         <w:t xml:space="preserve">, ambao unafuatilia mababu zake hadi Hezekia. Wafafanuzi wa Kiyahudi na Kikristo kwa jadi wanamlinganisha Hezekia huyu na mfalme mwenye jina hilo (tazama </w:t>
       </w:r>
-      <w:hyperlink r:id="rId37">
-        <w:r>
-          <w:rPr>
-            <w:lang w:val="sw_KE" w:bidi="sw_KE"/>
-          </w:rPr>
-          <w:rPr>
-            <w:color w:val="0000EE"/>
-            <w:u w:val="single"/>
-          </w:rPr>
-          <w:t>2 Fal 18:1–20:20</w:t>
-        </w:r>
-      </w:hyperlink>
+      <w:r>
+        <w:rPr>
+          <w:lang w:val="sw_KE" w:bidi="sw_KE"/>
+        </w:rPr>
+        <w:t>2 Fal 18:1–20:20</w:t>
+      </w:r>
       <w:r>
         <w:rPr>
           <w:lang w:val="sw_KE" w:bidi="sw_KE"/>
@@ -887,288 +731,192 @@
         </w:rPr>
         <w:t>Sefania aliishi Yerusalemu na alifahamu hali zilizokuwepo hapo (</w:t>
       </w:r>
-      <w:hyperlink r:id="rId38">
-        <w:r>
-          <w:rPr>
-            <w:lang w:val="sw_KE" w:bidi="sw_KE"/>
-          </w:rPr>
-          <w:rPr>
-            <w:color w:val="0000EE"/>
-            <w:u w:val="single"/>
-          </w:rPr>
-          <w:t>Sef 1:10–13</w:t>
-        </w:r>
-      </w:hyperlink>
+      <w:r>
+        <w:rPr>
+          <w:lang w:val="sw_KE" w:bidi="sw_KE"/>
+        </w:rPr>
+        <w:t>Sef 1:10–13</w:t>
+      </w:r>
       <w:r>
         <w:rPr>
           <w:lang w:val="sw_KE" w:bidi="sw_KE"/>
         </w:rPr>
         <w:t>). Alikuwa mtu mwenye hisia kali za kiroho na ufahamu wa kimaadili, ambaye alilaani uasi na uasherati wa watu, hasa wale walio katika nafasi za uongozi (</w:t>
       </w:r>
-      <w:hyperlink r:id="rId39">
-        <w:r>
-          <w:rPr>
-            <w:lang w:val="sw_KE" w:bidi="sw_KE"/>
-          </w:rPr>
-          <w:rPr>
-            <w:color w:val="0000EE"/>
-            <w:u w:val="single"/>
-          </w:rPr>
-          <w:t>1:4–6</w:t>
-        </w:r>
-      </w:hyperlink>
+      <w:r>
+        <w:rPr>
+          <w:lang w:val="sw_KE" w:bidi="sw_KE"/>
+        </w:rPr>
+        <w:t>1:4–6</w:t>
+      </w:r>
       <w:r>
         <w:rPr>
           <w:lang w:val="sw_KE" w:bidi="sw_KE"/>
         </w:rPr>
         <w:t xml:space="preserve">, </w:t>
       </w:r>
-      <w:hyperlink r:id="rId40">
-        <w:r>
-          <w:rPr>
-            <w:lang w:val="sw_KE" w:bidi="sw_KE"/>
-          </w:rPr>
-          <w:rPr>
-            <w:color w:val="0000EE"/>
-            <w:u w:val="single"/>
-          </w:rPr>
-          <w:t>9</w:t>
-        </w:r>
-      </w:hyperlink>
+      <w:r>
+        <w:rPr>
+          <w:lang w:val="sw_KE" w:bidi="sw_KE"/>
+        </w:rPr>
+        <w:t>9</w:t>
+      </w:r>
       <w:r>
         <w:rPr>
           <w:lang w:val="sw_KE" w:bidi="sw_KE"/>
         </w:rPr>
         <w:t xml:space="preserve">, </w:t>
       </w:r>
-      <w:hyperlink r:id="rId41">
-        <w:r>
-          <w:rPr>
-            <w:lang w:val="sw_KE" w:bidi="sw_KE"/>
-          </w:rPr>
-          <w:rPr>
-            <w:color w:val="0000EE"/>
-            <w:u w:val="single"/>
-          </w:rPr>
-          <w:t>17</w:t>
-        </w:r>
-      </w:hyperlink>
+      <w:r>
+        <w:rPr>
+          <w:lang w:val="sw_KE" w:bidi="sw_KE"/>
+        </w:rPr>
+        <w:t>17</w:t>
+      </w:r>
       <w:r>
         <w:rPr>
           <w:lang w:val="sw_KE" w:bidi="sw_KE"/>
         </w:rPr>
         <w:t xml:space="preserve">; </w:t>
       </w:r>
-      <w:hyperlink r:id="rId22">
-        <w:r>
-          <w:rPr>
-            <w:lang w:val="sw_KE" w:bidi="sw_KE"/>
-          </w:rPr>
-          <w:rPr>
-            <w:color w:val="0000EE"/>
-            <w:u w:val="single"/>
-          </w:rPr>
-          <w:t>3:1–4</w:t>
-        </w:r>
-      </w:hyperlink>
+      <w:r>
+        <w:rPr>
+          <w:lang w:val="sw_KE" w:bidi="sw_KE"/>
+        </w:rPr>
+        <w:t>3:1–4</w:t>
+      </w:r>
       <w:r>
         <w:rPr>
           <w:lang w:val="sw_KE" w:bidi="sw_KE"/>
         </w:rPr>
         <w:t xml:space="preserve">, </w:t>
       </w:r>
-      <w:hyperlink r:id="rId23">
-        <w:r>
-          <w:rPr>
-            <w:lang w:val="sw_KE" w:bidi="sw_KE"/>
-          </w:rPr>
-          <w:rPr>
-            <w:color w:val="0000EE"/>
-            <w:u w:val="single"/>
-          </w:rPr>
-          <w:t>7</w:t>
-        </w:r>
-      </w:hyperlink>
+      <w:r>
+        <w:rPr>
+          <w:lang w:val="sw_KE" w:bidi="sw_KE"/>
+        </w:rPr>
+        <w:t>7</w:t>
+      </w:r>
       <w:r>
         <w:rPr>
           <w:lang w:val="sw_KE" w:bidi="sw_KE"/>
         </w:rPr>
         <w:t xml:space="preserve">, </w:t>
       </w:r>
-      <w:hyperlink r:id="rId42">
-        <w:r>
-          <w:rPr>
-            <w:lang w:val="sw_KE" w:bidi="sw_KE"/>
-          </w:rPr>
-          <w:rPr>
-            <w:color w:val="0000EE"/>
-            <w:u w:val="single"/>
-          </w:rPr>
-          <w:t>11</w:t>
-        </w:r>
-      </w:hyperlink>
+      <w:r>
+        <w:rPr>
+          <w:lang w:val="sw_KE" w:bidi="sw_KE"/>
+        </w:rPr>
+        <w:t>11</w:t>
+      </w:r>
       <w:r>
         <w:rPr>
           <w:lang w:val="sw_KE" w:bidi="sw_KE"/>
         </w:rPr>
         <w:t>). Alikemea ubepari na tamaa iliyowanyonya maskini (</w:t>
       </w:r>
-      <w:hyperlink r:id="rId43">
-        <w:r>
-          <w:rPr>
-            <w:lang w:val="sw_KE" w:bidi="sw_KE"/>
-          </w:rPr>
-          <w:rPr>
-            <w:color w:val="0000EE"/>
-            <w:u w:val="single"/>
-          </w:rPr>
-          <w:t>1:8</w:t>
-        </w:r>
-      </w:hyperlink>
+      <w:r>
+        <w:rPr>
+          <w:lang w:val="sw_KE" w:bidi="sw_KE"/>
+        </w:rPr>
+        <w:t>1:8</w:t>
+      </w:r>
       <w:r>
         <w:rPr>
           <w:lang w:val="sw_KE" w:bidi="sw_KE"/>
         </w:rPr>
         <w:t xml:space="preserve">, </w:t>
       </w:r>
-      <w:hyperlink r:id="rId38">
-        <w:r>
-          <w:rPr>
-            <w:lang w:val="sw_KE" w:bidi="sw_KE"/>
-          </w:rPr>
-          <w:rPr>
-            <w:color w:val="0000EE"/>
-            <w:u w:val="single"/>
-          </w:rPr>
-          <w:t>10–13</w:t>
-        </w:r>
-      </w:hyperlink>
+      <w:r>
+        <w:rPr>
+          <w:lang w:val="sw_KE" w:bidi="sw_KE"/>
+        </w:rPr>
+        <w:t>10–13</w:t>
+      </w:r>
       <w:r>
         <w:rPr>
           <w:lang w:val="sw_KE" w:bidi="sw_KE"/>
         </w:rPr>
         <w:t xml:space="preserve">, </w:t>
       </w:r>
-      <w:hyperlink r:id="rId44">
-        <w:r>
-          <w:rPr>
-            <w:lang w:val="sw_KE" w:bidi="sw_KE"/>
-          </w:rPr>
-          <w:rPr>
-            <w:color w:val="0000EE"/>
-            <w:u w:val="single"/>
-          </w:rPr>
-          <w:t>18</w:t>
-        </w:r>
-      </w:hyperlink>
+      <w:r>
+        <w:rPr>
+          <w:lang w:val="sw_KE" w:bidi="sw_KE"/>
+        </w:rPr>
+        <w:t>18</w:t>
+      </w:r>
       <w:r>
         <w:rPr>
           <w:lang w:val="sw_KE" w:bidi="sw_KE"/>
         </w:rPr>
         <w:t>). Alielewa hali za sasa katika mataifa jirani na alitangaza hukumu ya Mungu juu ya mataifa hayo kwa dhambi zao (</w:t>
       </w:r>
-      <w:hyperlink r:id="rId27">
-        <w:r>
-          <w:rPr>
-            <w:lang w:val="sw_KE" w:bidi="sw_KE"/>
-          </w:rPr>
-          <w:rPr>
-            <w:color w:val="0000EE"/>
-            <w:u w:val="single"/>
-          </w:rPr>
-          <w:t>2:4–15</w:t>
-        </w:r>
-      </w:hyperlink>
+      <w:r>
+        <w:rPr>
+          <w:lang w:val="sw_KE" w:bidi="sw_KE"/>
+        </w:rPr>
+        <w:t>2:4–15</w:t>
+      </w:r>
       <w:r>
         <w:rPr>
           <w:lang w:val="sw_KE" w:bidi="sw_KE"/>
         </w:rPr>
         <w:t>). Zaidi ya yote, nabii huyu alikuwa na wasiwasi mkubwa kwa ajili ya sifa ya Bwana (</w:t>
       </w:r>
-      <w:hyperlink r:id="rId45">
-        <w:r>
-          <w:rPr>
-            <w:lang w:val="sw_KE" w:bidi="sw_KE"/>
-          </w:rPr>
-          <w:rPr>
-            <w:color w:val="0000EE"/>
-            <w:u w:val="single"/>
-          </w:rPr>
-          <w:t>1:6</w:t>
-        </w:r>
-      </w:hyperlink>
+      <w:r>
+        <w:rPr>
+          <w:lang w:val="sw_KE" w:bidi="sw_KE"/>
+        </w:rPr>
+        <w:t>1:6</w:t>
+      </w:r>
       <w:r>
         <w:rPr>
           <w:lang w:val="sw_KE" w:bidi="sw_KE"/>
         </w:rPr>
         <w:t xml:space="preserve">; </w:t>
       </w:r>
-      <w:hyperlink r:id="rId23">
-        <w:r>
-          <w:rPr>
-            <w:lang w:val="sw_KE" w:bidi="sw_KE"/>
-          </w:rPr>
-          <w:rPr>
-            <w:color w:val="0000EE"/>
-            <w:u w:val="single"/>
-          </w:rPr>
-          <w:t>3:7</w:t>
-        </w:r>
-      </w:hyperlink>
+      <w:r>
+        <w:rPr>
+          <w:lang w:val="sw_KE" w:bidi="sw_KE"/>
+        </w:rPr>
+        <w:t>3:7</w:t>
+      </w:r>
       <w:r>
         <w:rPr>
           <w:lang w:val="sw_KE" w:bidi="sw_KE"/>
         </w:rPr>
         <w:t>) na kwa wote wanaomtegemea Mungu kwa unyenyekevu (</w:t>
       </w:r>
-      <w:hyperlink r:id="rId46">
-        <w:r>
-          <w:rPr>
-            <w:lang w:val="sw_KE" w:bidi="sw_KE"/>
-          </w:rPr>
-          <w:rPr>
-            <w:color w:val="0000EE"/>
-            <w:u w:val="single"/>
-          </w:rPr>
-          <w:t>2:3</w:t>
-        </w:r>
-      </w:hyperlink>
+      <w:r>
+        <w:rPr>
+          <w:lang w:val="sw_KE" w:bidi="sw_KE"/>
+        </w:rPr>
+        <w:t>2:3</w:t>
+      </w:r>
       <w:r>
         <w:rPr>
           <w:lang w:val="sw_KE" w:bidi="sw_KE"/>
         </w:rPr>
         <w:t xml:space="preserve">; </w:t>
       </w:r>
-      <w:hyperlink r:id="rId31">
-        <w:r>
-          <w:rPr>
-            <w:lang w:val="sw_KE" w:bidi="sw_KE"/>
-          </w:rPr>
-          <w:rPr>
-            <w:color w:val="0000EE"/>
-            <w:u w:val="single"/>
-          </w:rPr>
-          <w:t>3:9</w:t>
-        </w:r>
-      </w:hyperlink>
+      <w:r>
+        <w:rPr>
+          <w:lang w:val="sw_KE" w:bidi="sw_KE"/>
+        </w:rPr>
+        <w:t>3:9</w:t>
+      </w:r>
       <w:r>
         <w:rPr>
           <w:lang w:val="sw_KE" w:bidi="sw_KE"/>
         </w:rPr>
         <w:t xml:space="preserve">, </w:t>
       </w:r>
-      <w:hyperlink r:id="rId47">
-        <w:r>
-          <w:rPr>
-            <w:lang w:val="sw_KE" w:bidi="sw_KE"/>
-          </w:rPr>
-          <w:rPr>
-            <w:color w:val="0000EE"/>
-            <w:u w:val="single"/>
-          </w:rPr>
-          <w:t>12–13</w:t>
-        </w:r>
-      </w:hyperlink>
+      <w:r>
+        <w:rPr>
+          <w:lang w:val="sw_KE" w:bidi="sw_KE"/>
+        </w:rPr>
+        <w:t>12–13</w:t>
+      </w:r>
       <w:r>
         <w:rPr>
           <w:lang w:val="sw_KE" w:bidi="sw_KE"/>
@@ -1200,216 +948,144 @@
         </w:rPr>
         <w:t xml:space="preserve">Sefania mwenyewe alirekodi kwamba huduma yake ya unabii ilikuwa wakati wa Yosia (640–609 KK; tazama </w:t>
       </w:r>
-      <w:hyperlink r:id="rId36">
-        <w:r>
-          <w:rPr>
-            <w:lang w:val="sw_KE" w:bidi="sw_KE"/>
-          </w:rPr>
-          <w:rPr>
-            <w:color w:val="0000EE"/>
-            <w:u w:val="single"/>
-          </w:rPr>
-          <w:t>1:1</w:t>
-        </w:r>
-      </w:hyperlink>
+      <w:r>
+        <w:rPr>
+          <w:lang w:val="sw_KE" w:bidi="sw_KE"/>
+        </w:rPr>
+        <w:t>1:1</w:t>
+      </w:r>
       <w:r>
         <w:rPr>
           <w:lang w:val="sw_KE" w:bidi="sw_KE"/>
         </w:rPr>
         <w:t>). Ushahidi kadhaa unapendekeza kwamba Sefania alitabiri katika siku za mwanzo za utawala wa Yosia, kabla ya kugunduliwa kwa Kitabu cha Sheria na mageuzi yaliyofuata. Sefania aliripoti kwamba desturi za kidini katika Yuda bado zilikuwa zinakumbwa na ibada za kipagani za Kanaan kama zile zilizokuwa zinatambulika katika enzi ya Manase (</w:t>
       </w:r>
-      <w:hyperlink r:id="rId48">
-        <w:r>
-          <w:rPr>
-            <w:lang w:val="sw_KE" w:bidi="sw_KE"/>
-          </w:rPr>
-          <w:rPr>
-            <w:color w:val="0000EE"/>
-            <w:u w:val="single"/>
-          </w:rPr>
-          <w:t>1:4–5</w:t>
-        </w:r>
-      </w:hyperlink>
+      <w:r>
+        <w:rPr>
+          <w:lang w:val="sw_KE" w:bidi="sw_KE"/>
+        </w:rPr>
+        <w:t>1:4–5</w:t>
+      </w:r>
       <w:r>
         <w:rPr>
           <w:lang w:val="sw_KE" w:bidi="sw_KE"/>
         </w:rPr>
         <w:t xml:space="preserve">, </w:t>
       </w:r>
-      <w:hyperlink r:id="rId40">
-        <w:r>
-          <w:rPr>
-            <w:lang w:val="sw_KE" w:bidi="sw_KE"/>
-          </w:rPr>
-          <w:rPr>
-            <w:color w:val="0000EE"/>
-            <w:u w:val="single"/>
-          </w:rPr>
-          <w:t>9</w:t>
-        </w:r>
-      </w:hyperlink>
+      <w:r>
+        <w:rPr>
+          <w:lang w:val="sw_KE" w:bidi="sw_KE"/>
+        </w:rPr>
+        <w:t>9</w:t>
+      </w:r>
       <w:r>
         <w:rPr>
           <w:lang w:val="sw_KE" w:bidi="sw_KE"/>
         </w:rPr>
         <w:t>). Watu wengi walishindwa kumwabudu Bwana kabisa (</w:t>
       </w:r>
-      <w:hyperlink r:id="rId45">
-        <w:r>
-          <w:rPr>
-            <w:lang w:val="sw_KE" w:bidi="sw_KE"/>
-          </w:rPr>
-          <w:rPr>
-            <w:color w:val="0000EE"/>
-            <w:u w:val="single"/>
-          </w:rPr>
-          <w:t>1:6</w:t>
-        </w:r>
-      </w:hyperlink>
+      <w:r>
+        <w:rPr>
+          <w:lang w:val="sw_KE" w:bidi="sw_KE"/>
+        </w:rPr>
+        <w:t>1:6</w:t>
+      </w:r>
       <w:r>
         <w:rPr>
           <w:lang w:val="sw_KE" w:bidi="sw_KE"/>
         </w:rPr>
         <w:t>), viongozi walivutiwa na kuvaa mavazi ya wafanyabiashara wa kigeni (</w:t>
       </w:r>
-      <w:hyperlink r:id="rId43">
-        <w:r>
-          <w:rPr>
-            <w:lang w:val="sw_KE" w:bidi="sw_KE"/>
-          </w:rPr>
-          <w:rPr>
-            <w:color w:val="0000EE"/>
-            <w:u w:val="single"/>
-          </w:rPr>
-          <w:t>1:8</w:t>
-        </w:r>
-      </w:hyperlink>
+      <w:r>
+        <w:rPr>
+          <w:lang w:val="sw_KE" w:bidi="sw_KE"/>
+        </w:rPr>
+        <w:t>1:8</w:t>
+      </w:r>
       <w:r>
         <w:rPr>
           <w:lang w:val="sw_KE" w:bidi="sw_KE"/>
         </w:rPr>
         <w:t>) ambao walikuwa na biashara kubwa Yerusalemu (</w:t>
       </w:r>
-      <w:hyperlink r:id="rId49">
-        <w:r>
-          <w:rPr>
-            <w:lang w:val="sw_KE" w:bidi="sw_KE"/>
-          </w:rPr>
-          <w:rPr>
-            <w:color w:val="0000EE"/>
-            <w:u w:val="single"/>
-          </w:rPr>
-          <w:t>1:10–11</w:t>
-        </w:r>
-      </w:hyperlink>
+      <w:r>
+        <w:rPr>
+          <w:lang w:val="sw_KE" w:bidi="sw_KE"/>
+        </w:rPr>
+        <w:t>1:10–11</w:t>
+      </w:r>
       <w:r>
         <w:rPr>
           <w:lang w:val="sw_KE" w:bidi="sw_KE"/>
         </w:rPr>
         <w:t>), na jamii ya Yuda ilikuwa inakumbwa na matatizo ya kijamii na kiuchumi (</w:t>
       </w:r>
-      <w:hyperlink r:id="rId50">
-        <w:r>
-          <w:rPr>
-            <w:lang w:val="sw_KE" w:bidi="sw_KE"/>
-          </w:rPr>
-          <w:rPr>
-            <w:color w:val="0000EE"/>
-            <w:u w:val="single"/>
-          </w:rPr>
-          <w:t>1:12–13</w:t>
-        </w:r>
-      </w:hyperlink>
+      <w:r>
+        <w:rPr>
+          <w:lang w:val="sw_KE" w:bidi="sw_KE"/>
+        </w:rPr>
+        <w:t>1:12–13</w:t>
+      </w:r>
       <w:r>
         <w:rPr>
           <w:lang w:val="sw_KE" w:bidi="sw_KE"/>
         </w:rPr>
         <w:t xml:space="preserve">, </w:t>
       </w:r>
-      <w:hyperlink r:id="rId44">
-        <w:r>
-          <w:rPr>
-            <w:lang w:val="sw_KE" w:bidi="sw_KE"/>
-          </w:rPr>
-          <w:rPr>
-            <w:color w:val="0000EE"/>
-            <w:u w:val="single"/>
-          </w:rPr>
-          <w:t>18</w:t>
-        </w:r>
-      </w:hyperlink>
+      <w:r>
+        <w:rPr>
+          <w:lang w:val="sw_KE" w:bidi="sw_KE"/>
+        </w:rPr>
+        <w:t>18</w:t>
+      </w:r>
       <w:r>
         <w:rPr>
           <w:lang w:val="sw_KE" w:bidi="sw_KE"/>
         </w:rPr>
         <w:t>) pamoja na ufisadi wa kisiasa na kidini (</w:t>
       </w:r>
-      <w:hyperlink r:id="rId22">
-        <w:r>
-          <w:rPr>
-            <w:lang w:val="sw_KE" w:bidi="sw_KE"/>
-          </w:rPr>
-          <w:rPr>
-            <w:color w:val="0000EE"/>
-            <w:u w:val="single"/>
-          </w:rPr>
-          <w:t>3:1–4</w:t>
-        </w:r>
-      </w:hyperlink>
+      <w:r>
+        <w:rPr>
+          <w:lang w:val="sw_KE" w:bidi="sw_KE"/>
+        </w:rPr>
+        <w:t>3:1–4</w:t>
+      </w:r>
       <w:r>
         <w:rPr>
           <w:lang w:val="sw_KE" w:bidi="sw_KE"/>
         </w:rPr>
         <w:t xml:space="preserve">, </w:t>
       </w:r>
-      <w:hyperlink r:id="rId23">
-        <w:r>
-          <w:rPr>
-            <w:lang w:val="sw_KE" w:bidi="sw_KE"/>
-          </w:rPr>
-          <w:rPr>
-            <w:color w:val="0000EE"/>
-            <w:u w:val="single"/>
-          </w:rPr>
-          <w:t>7</w:t>
-        </w:r>
-      </w:hyperlink>
+      <w:r>
+        <w:rPr>
+          <w:lang w:val="sw_KE" w:bidi="sw_KE"/>
+        </w:rPr>
+        <w:t>7</w:t>
+      </w:r>
       <w:r>
         <w:rPr>
           <w:lang w:val="sw_KE" w:bidi="sw_KE"/>
         </w:rPr>
         <w:t xml:space="preserve">, </w:t>
       </w:r>
-      <w:hyperlink r:id="rId42">
-        <w:r>
-          <w:rPr>
-            <w:lang w:val="sw_KE" w:bidi="sw_KE"/>
-          </w:rPr>
-          <w:rPr>
-            <w:color w:val="0000EE"/>
-            <w:u w:val="single"/>
-          </w:rPr>
-          <w:t>11</w:t>
-        </w:r>
-      </w:hyperlink>
+      <w:r>
+        <w:rPr>
+          <w:lang w:val="sw_KE" w:bidi="sw_KE"/>
+        </w:rPr>
+        <w:t>11</w:t>
+      </w:r>
       <w:r>
         <w:rPr>
           <w:lang w:val="sw_KE" w:bidi="sw_KE"/>
         </w:rPr>
         <w:t xml:space="preserve">). Mageuzi ya Yosia yalirekebisha mengi ya haya (karibu 622 KK; </w:t>
       </w:r>
-      <w:hyperlink r:id="rId51">
-        <w:r>
-          <w:rPr>
-            <w:lang w:val="sw_KE" w:bidi="sw_KE"/>
-          </w:rPr>
-          <w:rPr>
-            <w:color w:val="0000EE"/>
-            <w:u w:val="single"/>
-          </w:rPr>
-          <w:t>2 Kgs 23:4–14</w:t>
-        </w:r>
-      </w:hyperlink>
+      <w:r>
+        <w:rPr>
+          <w:lang w:val="sw_KE" w:bidi="sw_KE"/>
+        </w:rPr>
+        <w:t>2 Kgs 23:4–14</w:t>
+      </w:r>
       <w:r>
         <w:rPr>
           <w:lang w:val="sw_KE" w:bidi="sw_KE"/>
@@ -1441,180 +1117,120 @@
         </w:rPr>
         <w:t>Kama ilivyo kwa wenzake Nahumu na Habakuki, Sefania anamwasilisha Mungu kama Bwana mkuu wa historia ya dunia. Mungu, hakimu wa wote (</w:t>
       </w:r>
-      <w:hyperlink r:id="rId24">
-        <w:r>
-          <w:rPr>
-            <w:lang w:val="sw_KE" w:bidi="sw_KE"/>
-          </w:rPr>
-          <w:rPr>
-            <w:color w:val="0000EE"/>
-            <w:u w:val="single"/>
-          </w:rPr>
-          <w:t>Sef 1:2–3</w:t>
-        </w:r>
-      </w:hyperlink>
+      <w:r>
+        <w:rPr>
+          <w:lang w:val="sw_KE" w:bidi="sw_KE"/>
+        </w:rPr>
+        <w:t>Sef 1:2–3</w:t>
+      </w:r>
       <w:r>
         <w:rPr>
           <w:lang w:val="sw_KE" w:bidi="sw_KE"/>
         </w:rPr>
         <w:t xml:space="preserve">, </w:t>
       </w:r>
-      <w:hyperlink r:id="rId52">
-        <w:r>
-          <w:rPr>
-            <w:lang w:val="sw_KE" w:bidi="sw_KE"/>
-          </w:rPr>
-          <w:rPr>
-            <w:color w:val="0000EE"/>
-            <w:u w:val="single"/>
-          </w:rPr>
-          <w:t>7</w:t>
-        </w:r>
-      </w:hyperlink>
+      <w:r>
+        <w:rPr>
+          <w:lang w:val="sw_KE" w:bidi="sw_KE"/>
+        </w:rPr>
+        <w:t>7</w:t>
+      </w:r>
       <w:r>
         <w:rPr>
           <w:lang w:val="sw_KE" w:bidi="sw_KE"/>
         </w:rPr>
         <w:t xml:space="preserve">, </w:t>
       </w:r>
-      <w:hyperlink r:id="rId25">
-        <w:r>
-          <w:rPr>
-            <w:lang w:val="sw_KE" w:bidi="sw_KE"/>
-          </w:rPr>
-          <w:rPr>
-            <w:color w:val="0000EE"/>
-            <w:u w:val="single"/>
-          </w:rPr>
-          <w:t>14–18</w:t>
-        </w:r>
-      </w:hyperlink>
+      <w:r>
+        <w:rPr>
+          <w:lang w:val="sw_KE" w:bidi="sw_KE"/>
+        </w:rPr>
+        <w:t>14–18</w:t>
+      </w:r>
       <w:r>
         <w:rPr>
           <w:lang w:val="sw_KE" w:bidi="sw_KE"/>
         </w:rPr>
         <w:t xml:space="preserve">; </w:t>
       </w:r>
-      <w:hyperlink r:id="rId29">
-        <w:r>
-          <w:rPr>
-            <w:lang w:val="sw_KE" w:bidi="sw_KE"/>
-          </w:rPr>
-          <w:rPr>
-            <w:color w:val="0000EE"/>
-            <w:u w:val="single"/>
-          </w:rPr>
-          <w:t>3:8</w:t>
-        </w:r>
-      </w:hyperlink>
+      <w:r>
+        <w:rPr>
+          <w:lang w:val="sw_KE" w:bidi="sw_KE"/>
+        </w:rPr>
+        <w:t>3:8</w:t>
+      </w:r>
       <w:r>
         <w:rPr>
           <w:lang w:val="sw_KE" w:bidi="sw_KE"/>
         </w:rPr>
         <w:t>), anaadhibu uovu wa watu (</w:t>
       </w:r>
-      <w:hyperlink r:id="rId53">
-        <w:r>
-          <w:rPr>
-            <w:lang w:val="sw_KE" w:bidi="sw_KE"/>
-          </w:rPr>
-          <w:rPr>
-            <w:color w:val="0000EE"/>
-            <w:u w:val="single"/>
-          </w:rPr>
-          <w:t>1:8–9</w:t>
-        </w:r>
-      </w:hyperlink>
+      <w:r>
+        <w:rPr>
+          <w:lang w:val="sw_KE" w:bidi="sw_KE"/>
+        </w:rPr>
+        <w:t>1:8–9</w:t>
+      </w:r>
       <w:r>
         <w:rPr>
           <w:lang w:val="sw_KE" w:bidi="sw_KE"/>
         </w:rPr>
         <w:t xml:space="preserve">, </w:t>
       </w:r>
-      <w:hyperlink r:id="rId41">
-        <w:r>
-          <w:rPr>
-            <w:lang w:val="sw_KE" w:bidi="sw_KE"/>
-          </w:rPr>
-          <w:rPr>
-            <w:color w:val="0000EE"/>
-            <w:u w:val="single"/>
-          </w:rPr>
-          <w:t>17</w:t>
-        </w:r>
-      </w:hyperlink>
+      <w:r>
+        <w:rPr>
+          <w:lang w:val="sw_KE" w:bidi="sw_KE"/>
+        </w:rPr>
+        <w:t>17</w:t>
+      </w:r>
       <w:r>
         <w:rPr>
           <w:lang w:val="sw_KE" w:bidi="sw_KE"/>
         </w:rPr>
         <w:t xml:space="preserve">; </w:t>
       </w:r>
-      <w:hyperlink r:id="rId23">
-        <w:r>
-          <w:rPr>
-            <w:lang w:val="sw_KE" w:bidi="sw_KE"/>
-          </w:rPr>
-          <w:rPr>
-            <w:color w:val="0000EE"/>
-            <w:u w:val="single"/>
-          </w:rPr>
-          <w:t>3:7</w:t>
-        </w:r>
-      </w:hyperlink>
+      <w:r>
+        <w:rPr>
+          <w:lang w:val="sw_KE" w:bidi="sw_KE"/>
+        </w:rPr>
+        <w:t>3:7</w:t>
+      </w:r>
       <w:r>
         <w:rPr>
           <w:lang w:val="sw_KE" w:bidi="sw_KE"/>
         </w:rPr>
         <w:t xml:space="preserve">, </w:t>
       </w:r>
-      <w:hyperlink r:id="rId42">
-        <w:r>
-          <w:rPr>
-            <w:lang w:val="sw_KE" w:bidi="sw_KE"/>
-          </w:rPr>
-          <w:rPr>
-            <w:color w:val="0000EE"/>
-            <w:u w:val="single"/>
-          </w:rPr>
-          <w:t>11</w:t>
-        </w:r>
-      </w:hyperlink>
+      <w:r>
+        <w:rPr>
+          <w:lang w:val="sw_KE" w:bidi="sw_KE"/>
+        </w:rPr>
+        <w:t>11</w:t>
+      </w:r>
       <w:r>
         <w:rPr>
           <w:lang w:val="sw_KE" w:bidi="sw_KE"/>
         </w:rPr>
         <w:t>) na mataifa (</w:t>
       </w:r>
-      <w:hyperlink r:id="rId27">
-        <w:r>
-          <w:rPr>
-            <w:lang w:val="sw_KE" w:bidi="sw_KE"/>
-          </w:rPr>
-          <w:rPr>
-            <w:color w:val="0000EE"/>
-            <w:u w:val="single"/>
-          </w:rPr>
-          <w:t>2:4–15</w:t>
-        </w:r>
-      </w:hyperlink>
+      <w:r>
+        <w:rPr>
+          <w:lang w:val="sw_KE" w:bidi="sw_KE"/>
+        </w:rPr>
+        <w:t>2:4–15</w:t>
+      </w:r>
       <w:r>
         <w:rPr>
           <w:lang w:val="sw_KE" w:bidi="sw_KE"/>
         </w:rPr>
         <w:t xml:space="preserve">; </w:t>
       </w:r>
-      <w:hyperlink r:id="rId54">
-        <w:r>
-          <w:rPr>
-            <w:lang w:val="sw_KE" w:bidi="sw_KE"/>
-          </w:rPr>
-          <w:rPr>
-            <w:color w:val="0000EE"/>
-            <w:u w:val="single"/>
-          </w:rPr>
-          <w:t>3:6</w:t>
-        </w:r>
-      </w:hyperlink>
+      <w:r>
+        <w:rPr>
+          <w:lang w:val="sw_KE" w:bidi="sw_KE"/>
+        </w:rPr>
+        <w:t>3:6</w:t>
+      </w:r>
       <w:r>
         <w:rPr>
           <w:lang w:val="sw_KE" w:bidi="sw_KE"/>
@@ -1634,54 +1250,36 @@
         </w:rPr>
         <w:t>) itajumuisha mataifa yote (</w:t>
       </w:r>
-      <w:hyperlink r:id="rId55">
-        <w:r>
-          <w:rPr>
-            <w:lang w:val="sw_KE" w:bidi="sw_KE"/>
-          </w:rPr>
-          <w:rPr>
-            <w:color w:val="0000EE"/>
-            <w:u w:val="single"/>
-          </w:rPr>
-          <w:t>1:2–4</w:t>
-        </w:r>
-      </w:hyperlink>
+      <w:r>
+        <w:rPr>
+          <w:lang w:val="sw_KE" w:bidi="sw_KE"/>
+        </w:rPr>
+        <w:t>1:2–4</w:t>
+      </w:r>
       <w:r>
         <w:rPr>
           <w:lang w:val="sw_KE" w:bidi="sw_KE"/>
         </w:rPr>
         <w:t xml:space="preserve">; </w:t>
       </w:r>
-      <w:hyperlink r:id="rId27">
-        <w:r>
-          <w:rPr>
-            <w:lang w:val="sw_KE" w:bidi="sw_KE"/>
-          </w:rPr>
-          <w:rPr>
-            <w:color w:val="0000EE"/>
-            <w:u w:val="single"/>
-          </w:rPr>
-          <w:t>2:4–15</w:t>
-        </w:r>
-      </w:hyperlink>
+      <w:r>
+        <w:rPr>
+          <w:lang w:val="sw_KE" w:bidi="sw_KE"/>
+        </w:rPr>
+        <w:t>2:4–15</w:t>
+      </w:r>
       <w:r>
         <w:rPr>
           <w:lang w:val="sw_KE" w:bidi="sw_KE"/>
         </w:rPr>
         <w:t xml:space="preserve">; </w:t>
       </w:r>
-      <w:hyperlink r:id="rId29">
-        <w:r>
-          <w:rPr>
-            <w:lang w:val="sw_KE" w:bidi="sw_KE"/>
-          </w:rPr>
-          <w:rPr>
-            <w:color w:val="0000EE"/>
-            <w:u w:val="single"/>
-          </w:rPr>
-          <w:t>3:8</w:t>
-        </w:r>
-      </w:hyperlink>
+      <w:r>
+        <w:rPr>
+          <w:lang w:val="sw_KE" w:bidi="sw_KE"/>
+        </w:rPr>
+        <w:t>3:8</w:t>
+      </w:r>
       <w:r>
         <w:rPr>
           <w:lang w:val="sw_KE" w:bidi="sw_KE"/>
@@ -1702,360 +1300,240 @@
         </w:rPr>
         <w:t>Sefania anazingatia tatizo kuu la kiburi cha binadamu (</w:t>
       </w:r>
-      <w:hyperlink r:id="rId56">
-        <w:r>
-          <w:rPr>
-            <w:lang w:val="sw_KE" w:bidi="sw_KE"/>
-          </w:rPr>
-          <w:rPr>
-            <w:color w:val="0000EE"/>
-            <w:u w:val="single"/>
-          </w:rPr>
-          <w:t>2:15</w:t>
-        </w:r>
-      </w:hyperlink>
+      <w:r>
+        <w:rPr>
+          <w:lang w:val="sw_KE" w:bidi="sw_KE"/>
+        </w:rPr>
+        <w:t>2:15</w:t>
+      </w:r>
       <w:r>
         <w:rPr>
           <w:lang w:val="sw_KE" w:bidi="sw_KE"/>
         </w:rPr>
         <w:t>), ambalo linasababisha roho ya uovu wa ndani (</w:t>
       </w:r>
-      <w:hyperlink r:id="rId57">
-        <w:r>
-          <w:rPr>
-            <w:lang w:val="sw_KE" w:bidi="sw_KE"/>
-          </w:rPr>
-          <w:rPr>
-            <w:color w:val="0000EE"/>
-            <w:u w:val="single"/>
-          </w:rPr>
-          <w:t>1:3–6</w:t>
-        </w:r>
-      </w:hyperlink>
+      <w:r>
+        <w:rPr>
+          <w:lang w:val="sw_KE" w:bidi="sw_KE"/>
+        </w:rPr>
+        <w:t>1:3–6</w:t>
+      </w:r>
       <w:r>
         <w:rPr>
           <w:lang w:val="sw_KE" w:bidi="sw_KE"/>
         </w:rPr>
         <w:t xml:space="preserve">, </w:t>
       </w:r>
-      <w:hyperlink r:id="rId41">
-        <w:r>
-          <w:rPr>
-            <w:lang w:val="sw_KE" w:bidi="sw_KE"/>
-          </w:rPr>
-          <w:rPr>
-            <w:color w:val="0000EE"/>
-            <w:u w:val="single"/>
-          </w:rPr>
-          <w:t>17</w:t>
-        </w:r>
-      </w:hyperlink>
+      <w:r>
+        <w:rPr>
+          <w:lang w:val="sw_KE" w:bidi="sw_KE"/>
+        </w:rPr>
+        <w:t>17</w:t>
+      </w:r>
       <w:r>
         <w:rPr>
           <w:lang w:val="sw_KE" w:bidi="sw_KE"/>
         </w:rPr>
         <w:t xml:space="preserve">; </w:t>
       </w:r>
-      <w:hyperlink r:id="rId58">
-        <w:r>
-          <w:rPr>
-            <w:lang w:val="sw_KE" w:bidi="sw_KE"/>
-          </w:rPr>
-          <w:rPr>
-            <w:color w:val="0000EE"/>
-            <w:u w:val="single"/>
-          </w:rPr>
-          <w:t>3:1</w:t>
-        </w:r>
-      </w:hyperlink>
+      <w:r>
+        <w:rPr>
+          <w:lang w:val="sw_KE" w:bidi="sw_KE"/>
+        </w:rPr>
+        <w:t>3:1</w:t>
+      </w:r>
       <w:r>
         <w:rPr>
           <w:lang w:val="sw_KE" w:bidi="sw_KE"/>
         </w:rPr>
         <w:t xml:space="preserve">, </w:t>
       </w:r>
-      <w:hyperlink r:id="rId59">
-        <w:r>
-          <w:rPr>
-            <w:lang w:val="sw_KE" w:bidi="sw_KE"/>
-          </w:rPr>
-          <w:rPr>
-            <w:color w:val="0000EE"/>
-            <w:u w:val="single"/>
-          </w:rPr>
-          <w:t>4</w:t>
-        </w:r>
-      </w:hyperlink>
+      <w:r>
+        <w:rPr>
+          <w:lang w:val="sw_KE" w:bidi="sw_KE"/>
+        </w:rPr>
+        <w:t>4</w:t>
+      </w:r>
       <w:r>
         <w:rPr>
           <w:lang w:val="sw_KE" w:bidi="sw_KE"/>
         </w:rPr>
         <w:t>) na kuwafanya watu kufikiri kwamba Mungu hataingilia kati mambo ya binadamu (</w:t>
       </w:r>
-      <w:hyperlink r:id="rId60">
-        <w:r>
-          <w:rPr>
-            <w:lang w:val="sw_KE" w:bidi="sw_KE"/>
-          </w:rPr>
-          <w:rPr>
-            <w:color w:val="0000EE"/>
-            <w:u w:val="single"/>
-          </w:rPr>
-          <w:t>1:12</w:t>
-        </w:r>
-      </w:hyperlink>
+      <w:r>
+        <w:rPr>
+          <w:lang w:val="sw_KE" w:bidi="sw_KE"/>
+        </w:rPr>
+        <w:t>1:12</w:t>
+      </w:r>
       <w:r>
         <w:rPr>
           <w:lang w:val="sw_KE" w:bidi="sw_KE"/>
         </w:rPr>
         <w:t>). Wanaendelea na vurugu na udanganyifu wao (</w:t>
       </w:r>
-      <w:hyperlink r:id="rId40">
-        <w:r>
-          <w:rPr>
-            <w:lang w:val="sw_KE" w:bidi="sw_KE"/>
-          </w:rPr>
-          <w:rPr>
-            <w:color w:val="0000EE"/>
-            <w:u w:val="single"/>
-          </w:rPr>
-          <w:t>1:9</w:t>
-        </w:r>
-      </w:hyperlink>
+      <w:r>
+        <w:rPr>
+          <w:lang w:val="sw_KE" w:bidi="sw_KE"/>
+        </w:rPr>
+        <w:t>1:9</w:t>
+      </w:r>
       <w:r>
         <w:rPr>
           <w:lang w:val="sw_KE" w:bidi="sw_KE"/>
         </w:rPr>
         <w:t>), na tamaa yao inawaonea wale walio karibu nao (</w:t>
       </w:r>
-      <w:hyperlink r:id="rId49">
-        <w:r>
-          <w:rPr>
-            <w:lang w:val="sw_KE" w:bidi="sw_KE"/>
-          </w:rPr>
-          <w:rPr>
-            <w:color w:val="0000EE"/>
-            <w:u w:val="single"/>
-          </w:rPr>
-          <w:t>1:10–11</w:t>
-        </w:r>
-      </w:hyperlink>
+      <w:r>
+        <w:rPr>
+          <w:lang w:val="sw_KE" w:bidi="sw_KE"/>
+        </w:rPr>
+        <w:t>1:10–11</w:t>
+      </w:r>
       <w:r>
         <w:rPr>
           <w:lang w:val="sw_KE" w:bidi="sw_KE"/>
         </w:rPr>
         <w:t xml:space="preserve">, </w:t>
       </w:r>
-      <w:hyperlink r:id="rId61">
-        <w:r>
-          <w:rPr>
-            <w:lang w:val="sw_KE" w:bidi="sw_KE"/>
-          </w:rPr>
-          <w:rPr>
-            <w:color w:val="0000EE"/>
-            <w:u w:val="single"/>
-          </w:rPr>
-          <w:t>13</w:t>
-        </w:r>
-      </w:hyperlink>
+      <w:r>
+        <w:rPr>
+          <w:lang w:val="sw_KE" w:bidi="sw_KE"/>
+        </w:rPr>
+        <w:t>13</w:t>
+      </w:r>
       <w:r>
         <w:rPr>
           <w:lang w:val="sw_KE" w:bidi="sw_KE"/>
         </w:rPr>
         <w:t xml:space="preserve">, </w:t>
       </w:r>
-      <w:hyperlink r:id="rId44">
-        <w:r>
-          <w:rPr>
-            <w:lang w:val="sw_KE" w:bidi="sw_KE"/>
-          </w:rPr>
-          <w:rPr>
-            <w:color w:val="0000EE"/>
-            <w:u w:val="single"/>
-          </w:rPr>
-          <w:t>18</w:t>
-        </w:r>
-      </w:hyperlink>
+      <w:r>
+        <w:rPr>
+          <w:lang w:val="sw_KE" w:bidi="sw_KE"/>
+        </w:rPr>
+        <w:t>18</w:t>
+      </w:r>
       <w:r>
         <w:rPr>
           <w:lang w:val="sw_KE" w:bidi="sw_KE"/>
         </w:rPr>
         <w:t xml:space="preserve">; </w:t>
       </w:r>
-      <w:hyperlink r:id="rId62">
-        <w:r>
-          <w:rPr>
-            <w:lang w:val="sw_KE" w:bidi="sw_KE"/>
-          </w:rPr>
-          <w:rPr>
-            <w:color w:val="0000EE"/>
-            <w:u w:val="single"/>
-          </w:rPr>
-          <w:t>3:3</w:t>
-        </w:r>
-      </w:hyperlink>
+      <w:r>
+        <w:rPr>
+          <w:lang w:val="sw_KE" w:bidi="sw_KE"/>
+        </w:rPr>
+        <w:t>3:3</w:t>
+      </w:r>
       <w:r>
         <w:rPr>
           <w:lang w:val="sw_KE" w:bidi="sw_KE"/>
         </w:rPr>
         <w:t>). Mungu anaweza kuondoa adhabu ambayo wenye dhambi wanastahili ikiwa watatubu kwa dhati (</w:t>
       </w:r>
-      <w:hyperlink r:id="rId26">
-        <w:r>
-          <w:rPr>
-            <w:lang w:val="sw_KE" w:bidi="sw_KE"/>
-          </w:rPr>
-          <w:rPr>
-            <w:color w:val="0000EE"/>
-            <w:u w:val="single"/>
-          </w:rPr>
-          <w:t>2:1–3</w:t>
-        </w:r>
-      </w:hyperlink>
+      <w:r>
+        <w:rPr>
+          <w:lang w:val="sw_KE" w:bidi="sw_KE"/>
+        </w:rPr>
+        <w:t>2:1–3</w:t>
+      </w:r>
       <w:r>
         <w:rPr>
           <w:lang w:val="sw_KE" w:bidi="sw_KE"/>
         </w:rPr>
         <w:t>), lakini maadili ya kiroho kama uadilifu, unyenyekevu, imani, na ukweli ni muhimu (</w:t>
       </w:r>
-      <w:hyperlink r:id="rId47">
-        <w:r>
-          <w:rPr>
-            <w:lang w:val="sw_KE" w:bidi="sw_KE"/>
-          </w:rPr>
-          <w:rPr>
-            <w:color w:val="0000EE"/>
-            <w:u w:val="single"/>
-          </w:rPr>
-          <w:t>3:12–13</w:t>
-        </w:r>
-      </w:hyperlink>
+      <w:r>
+        <w:rPr>
+          <w:lang w:val="sw_KE" w:bidi="sw_KE"/>
+        </w:rPr>
+        <w:t>3:12–13</w:t>
+      </w:r>
       <w:r>
         <w:rPr>
           <w:lang w:val="sw_KE" w:bidi="sw_KE"/>
         </w:rPr>
         <w:t>). Mungu atakusanya na kutakasa mabaki ya wanyenyekevu na waaminifu (</w:t>
       </w:r>
-      <w:hyperlink r:id="rId63">
-        <w:r>
-          <w:rPr>
-            <w:lang w:val="sw_KE" w:bidi="sw_KE"/>
-          </w:rPr>
-          <w:rPr>
-            <w:color w:val="0000EE"/>
-            <w:u w:val="single"/>
-          </w:rPr>
-          <w:t>3:9–10</w:t>
-        </w:r>
-      </w:hyperlink>
+      <w:r>
+        <w:rPr>
+          <w:lang w:val="sw_KE" w:bidi="sw_KE"/>
+        </w:rPr>
+        <w:t>3:9–10</w:t>
+      </w:r>
       <w:r>
         <w:rPr>
           <w:lang w:val="sw_KE" w:bidi="sw_KE"/>
         </w:rPr>
         <w:t>), kuwarudisha katika nchi yao (</w:t>
       </w:r>
-      <w:hyperlink r:id="rId64">
-        <w:r>
-          <w:rPr>
-            <w:lang w:val="sw_KE" w:bidi="sw_KE"/>
-          </w:rPr>
-          <w:rPr>
-            <w:color w:val="0000EE"/>
-            <w:u w:val="single"/>
-          </w:rPr>
-          <w:t>3:20</w:t>
-        </w:r>
-      </w:hyperlink>
+      <w:r>
+        <w:rPr>
+          <w:lang w:val="sw_KE" w:bidi="sw_KE"/>
+        </w:rPr>
+        <w:t>3:20</w:t>
+      </w:r>
       <w:r>
         <w:rPr>
           <w:lang w:val="sw_KE" w:bidi="sw_KE"/>
         </w:rPr>
         <w:t>), na kuwapa ushindi dhidi ya maadui zao (</w:t>
       </w:r>
-      <w:hyperlink r:id="rId65">
-        <w:r>
-          <w:rPr>
-            <w:lang w:val="sw_KE" w:bidi="sw_KE"/>
-          </w:rPr>
-          <w:rPr>
-            <w:color w:val="0000EE"/>
-            <w:u w:val="single"/>
-          </w:rPr>
-          <w:t>2:7</w:t>
-        </w:r>
-      </w:hyperlink>
+      <w:r>
+        <w:rPr>
+          <w:lang w:val="sw_KE" w:bidi="sw_KE"/>
+        </w:rPr>
+        <w:t>2:7</w:t>
+      </w:r>
       <w:r>
         <w:rPr>
           <w:lang w:val="sw_KE" w:bidi="sw_KE"/>
         </w:rPr>
         <w:t xml:space="preserve">, </w:t>
       </w:r>
-      <w:hyperlink r:id="rId66">
-        <w:r>
-          <w:rPr>
-            <w:lang w:val="sw_KE" w:bidi="sw_KE"/>
-          </w:rPr>
-          <w:rPr>
-            <w:color w:val="0000EE"/>
-            <w:u w:val="single"/>
-          </w:rPr>
-          <w:t>9</w:t>
-        </w:r>
-      </w:hyperlink>
+      <w:r>
+        <w:rPr>
+          <w:lang w:val="sw_KE" w:bidi="sw_KE"/>
+        </w:rPr>
+        <w:t>9</w:t>
+      </w:r>
       <w:r>
         <w:rPr>
           <w:lang w:val="sw_KE" w:bidi="sw_KE"/>
         </w:rPr>
         <w:t>). Yerusalemu itakuwa mahali pa furaha (</w:t>
       </w:r>
-      <w:hyperlink r:id="rId42">
-        <w:r>
-          <w:rPr>
-            <w:lang w:val="sw_KE" w:bidi="sw_KE"/>
-          </w:rPr>
-          <w:rPr>
-            <w:color w:val="0000EE"/>
-            <w:u w:val="single"/>
-          </w:rPr>
-          <w:t>3:11</w:t>
-        </w:r>
-      </w:hyperlink>
+      <w:r>
+        <w:rPr>
+          <w:lang w:val="sw_KE" w:bidi="sw_KE"/>
+        </w:rPr>
+        <w:t>3:11</w:t>
+      </w:r>
       <w:r>
         <w:rPr>
           <w:lang w:val="sw_KE" w:bidi="sw_KE"/>
         </w:rPr>
         <w:t xml:space="preserve">, </w:t>
       </w:r>
-      <w:hyperlink r:id="rId67">
-        <w:r>
-          <w:rPr>
-            <w:lang w:val="sw_KE" w:bidi="sw_KE"/>
-          </w:rPr>
-          <w:rPr>
-            <w:color w:val="0000EE"/>
-            <w:u w:val="single"/>
-          </w:rPr>
-          <w:t>18</w:t>
-        </w:r>
-      </w:hyperlink>
+      <w:r>
+        <w:rPr>
+          <w:lang w:val="sw_KE" w:bidi="sw_KE"/>
+        </w:rPr>
+        <w:t>18</w:t>
+      </w:r>
       <w:r>
         <w:rPr>
           <w:lang w:val="sw_KE" w:bidi="sw_KE"/>
         </w:rPr>
         <w:t>) kwa sababu Mungu ataokoa na kubariki watu wake (</w:t>
       </w:r>
-      <w:hyperlink r:id="rId68">
-        <w:r>
-          <w:rPr>
-            <w:lang w:val="sw_KE" w:bidi="sw_KE"/>
-          </w:rPr>
-          <w:rPr>
-            <w:color w:val="0000EE"/>
-            <w:u w:val="single"/>
-          </w:rPr>
-          <w:t>3:14–20</w:t>
-        </w:r>
-      </w:hyperlink>
+      <w:r>
+        <w:rPr>
+          <w:lang w:val="sw_KE" w:bidi="sw_KE"/>
+        </w:rPr>
+        <w:t>3:14–20</w:t>
+      </w:r>
       <w:r>
         <w:rPr>
           <w:lang w:val="sw_KE" w:bidi="sw_KE"/>
@@ -2076,144 +1554,96 @@
         </w:rPr>
         <w:t>Ujumbe wa Sefania kuhusu uwajibikaji binafsi kwa dhambi unasisitizwa katika mafundisho ya Agano Jipya (</w:t>
       </w:r>
-      <w:hyperlink r:id="rId69">
-        <w:r>
-          <w:rPr>
-            <w:lang w:val="sw_KE" w:bidi="sw_KE"/>
-          </w:rPr>
-          <w:rPr>
-            <w:color w:val="0000EE"/>
-            <w:u w:val="single"/>
-          </w:rPr>
-          <w:t>Rum 2:5–6</w:t>
-        </w:r>
-      </w:hyperlink>
+      <w:r>
+        <w:rPr>
+          <w:lang w:val="sw_KE" w:bidi="sw_KE"/>
+        </w:rPr>
+        <w:t>Rum 2:5–6</w:t>
+      </w:r>
       <w:r>
         <w:rPr>
           <w:lang w:val="sw_KE" w:bidi="sw_KE"/>
         </w:rPr>
         <w:t xml:space="preserve">; </w:t>
       </w:r>
-      <w:hyperlink r:id="rId70">
-        <w:r>
-          <w:rPr>
-            <w:lang w:val="sw_KE" w:bidi="sw_KE"/>
-          </w:rPr>
-          <w:rPr>
-            <w:color w:val="0000EE"/>
-            <w:u w:val="single"/>
-          </w:rPr>
-          <w:t>2 Kor 5:10</w:t>
-        </w:r>
-      </w:hyperlink>
+      <w:r>
+        <w:rPr>
+          <w:lang w:val="sw_KE" w:bidi="sw_KE"/>
+        </w:rPr>
+        <w:t>2 Kor 5:10</w:t>
+      </w:r>
       <w:r>
         <w:rPr>
           <w:lang w:val="sw_KE" w:bidi="sw_KE"/>
         </w:rPr>
         <w:t xml:space="preserve">; </w:t>
       </w:r>
-      <w:hyperlink r:id="rId71">
-        <w:r>
-          <w:rPr>
-            <w:lang w:val="sw_KE" w:bidi="sw_KE"/>
-          </w:rPr>
-          <w:rPr>
-            <w:color w:val="0000EE"/>
-            <w:u w:val="single"/>
-          </w:rPr>
-          <w:t>Ufu 6:17</w:t>
-        </w:r>
-      </w:hyperlink>
+      <w:r>
+        <w:rPr>
+          <w:lang w:val="sw_KE" w:bidi="sw_KE"/>
+        </w:rPr>
+        <w:t>Ufu 6:17</w:t>
+      </w:r>
       <w:r>
         <w:rPr>
           <w:lang w:val="sw_KE" w:bidi="sw_KE"/>
         </w:rPr>
         <w:t xml:space="preserve">; </w:t>
       </w:r>
-      <w:hyperlink r:id="rId72">
-        <w:r>
-          <w:rPr>
-            <w:lang w:val="sw_KE" w:bidi="sw_KE"/>
-          </w:rPr>
-          <w:rPr>
-            <w:color w:val="0000EE"/>
-            <w:u w:val="single"/>
-          </w:rPr>
-          <w:t>19:11–21</w:t>
-        </w:r>
-      </w:hyperlink>
+      <w:r>
+        <w:rPr>
+          <w:lang w:val="sw_KE" w:bidi="sw_KE"/>
+        </w:rPr>
+        <w:t>19:11–21</w:t>
+      </w:r>
       <w:r>
         <w:rPr>
           <w:lang w:val="sw_KE" w:bidi="sw_KE"/>
         </w:rPr>
         <w:t>). Inabaki kuwa kweli kwamba neema tajiri ya Mungu inapatikana kwa wale walio na moyo mnyenyekevu (</w:t>
       </w:r>
-      <w:hyperlink r:id="rId73">
-        <w:r>
-          <w:rPr>
-            <w:lang w:val="sw_KE" w:bidi="sw_KE"/>
-          </w:rPr>
-          <w:rPr>
-            <w:color w:val="0000EE"/>
-            <w:u w:val="single"/>
-          </w:rPr>
-          <w:t>1 Pet 5:5–6</w:t>
-        </w:r>
-      </w:hyperlink>
+      <w:r>
+        <w:rPr>
+          <w:lang w:val="sw_KE" w:bidi="sw_KE"/>
+        </w:rPr>
+        <w:t>1 Pet 5:5–6</w:t>
+      </w:r>
       <w:r>
         <w:rPr>
           <w:lang w:val="sw_KE" w:bidi="sw_KE"/>
         </w:rPr>
         <w:t>) ili waweze kupata msamaha wa dhambi (</w:t>
       </w:r>
-      <w:hyperlink r:id="rId74">
-        <w:r>
-          <w:rPr>
-            <w:lang w:val="sw_KE" w:bidi="sw_KE"/>
-          </w:rPr>
-          <w:rPr>
-            <w:color w:val="0000EE"/>
-            <w:u w:val="single"/>
-          </w:rPr>
-          <w:t>Efe 1:7</w:t>
-        </w:r>
-      </w:hyperlink>
+      <w:r>
+        <w:rPr>
+          <w:lang w:val="sw_KE" w:bidi="sw_KE"/>
+        </w:rPr>
+        <w:t>Efe 1:7</w:t>
+      </w:r>
       <w:r>
         <w:rPr>
           <w:lang w:val="sw_KE" w:bidi="sw_KE"/>
         </w:rPr>
         <w:t>) na tumaini la uhakika la maisha ya milele na baraka (</w:t>
       </w:r>
-      <w:hyperlink r:id="rId75">
-        <w:r>
-          <w:rPr>
-            <w:lang w:val="sw_KE" w:bidi="sw_KE"/>
-          </w:rPr>
-          <w:rPr>
-            <w:color w:val="0000EE"/>
-            <w:u w:val="single"/>
-          </w:rPr>
-          <w:t>Tito 3:4–7</w:t>
-        </w:r>
-      </w:hyperlink>
+      <w:r>
+        <w:rPr>
+          <w:lang w:val="sw_KE" w:bidi="sw_KE"/>
+        </w:rPr>
+        <w:t>Tito 3:4–7</w:t>
+      </w:r>
       <w:r>
         <w:rPr>
           <w:lang w:val="sw_KE" w:bidi="sw_KE"/>
         </w:rPr>
         <w:t xml:space="preserve">; </w:t>
       </w:r>
-      <w:hyperlink r:id="rId76">
-        <w:r>
-          <w:rPr>
-            <w:lang w:val="sw_KE" w:bidi="sw_KE"/>
-          </w:rPr>
-          <w:rPr>
-            <w:color w:val="0000EE"/>
-            <w:u w:val="single"/>
-          </w:rPr>
-          <w:t>Ufu 21:1–22:5</w:t>
-        </w:r>
-      </w:hyperlink>
+      <w:r>
+        <w:rPr>
+          <w:lang w:val="sw_KE" w:bidi="sw_KE"/>
+        </w:rPr>
+        <w:t>Ufu 21:1–22:5</w:t>
+      </w:r>
       <w:r>
         <w:rPr>
           <w:lang w:val="sw_KE" w:bidi="sw_KE"/>
